--- a/output/测试001_2026-01-31_2026-06-29_安全体检报告.docx
+++ b/output/测试001_2026-01-31_2026-06-29_安全体检报告.docx
@@ -215,13 +215,13 @@
     <w:p>
       <w:pPr/>
       <w:r>
-        <w:t>【资产统计】台账资产 5167 个（已托管 5167 个），核心资产 8 个（已托管 1 个）， 7 天内即将退库资产 296 个</w:t>
+        <w:t>【资产统计】台账资产 5165 个（已托管 5165 个），核心资产 8 个（已托管 1 个）， 7 天内即将退库资产 307 个</w:t>
       </w:r>
     </w:p>
     <w:p>
       <w:pPr/>
       <w:r>
-        <w:t>【资产类型分布】服务器 284 个，终端 106 个，其他 4777 个</w:t>
+        <w:t>【资产类型分布】服务器 284 个，终端 106 个，其他 4775 个</w:t>
       </w:r>
     </w:p>
     <w:p>
@@ -233,7 +233,7 @@
     <w:p>
       <w:pPr/>
       <w:r>
-        <w:t>【暴露资产统计】服务器 156 个，终端 99 个，其他 699 个</w:t>
+        <w:t>【暴露资产统计】服务器 141 个，终端 41 个，其他 29 个</w:t>
       </w:r>
     </w:p>
     <w:p>
@@ -245,7 +245,7 @@
     <w:p>
       <w:pPr/>
       <w:r>
-        <w:t>【托管服务统计】已托管资产 5167 个</w:t>
+        <w:t>【托管服务统计】已托管资产 5165 个</w:t>
       </w:r>
     </w:p>
     <w:p>
@@ -836,14 +836,6 @@
               <w:pStyle w:val="ListBullet"/>
             </w:pPr>
             <w:r>
-              <w:t>经监测分析，您的资产203.0.113.45、198.51.100.22单日安全告警日志超 500 条，疑似频繁被攻击，请评估影响酌情下线</w:t>
-            </w:r>
-          </w:p>
-          <w:p>
-            <w:pPr>
-              <w:pStyle w:val="ListBullet"/>
-            </w:pPr>
-            <w:r>
               <w:t>深信服会定期进行暴露面扫描，保障持续发现最新风险暴露面</w:t>
             </w:r>
           </w:p>
@@ -1285,7 +1277,7 @@
               <w:pStyle w:val="ListBullet"/>
             </w:pPr>
             <w:r>
-              <w:t>建议优先修改资产：10.128.165.26、192.168.30.190、10.128.165.118的弱口令，并添加多因素认证。因为这些资产属于核心业务。完整弱口令明细参考《弱口令清单.xlsx》</w:t>
+              <w:t>建议优先修改资产：10.128.165.26、192.168.30.190、10.128.165.52的弱口令，并添加多因素认证。因为这些资产属于核心业务。完整弱口令明细参考《弱口令清单.xlsx》</w:t>
             </w:r>
           </w:p>
           <w:p>
@@ -1968,7 +1960,7 @@
     <w:p>
       <w:pPr/>
       <w:r>
-        <w:t>近期处理告警共计 5127 个，其中监测并响应有效安全事件 391 起（严重事件 75 起、高危事件 81 起），其中托管资产事件 4 起，涉及资产 270 个；事件遏制 100 起（其中托管资产事件遏制 0 起）；已闭环 96 起，处置中 12 起（闭环率 25% ）。</w:t>
+        <w:t>近期处理告警共计 5127 个，其中监测并响应有效安全事件 390 起（严重事件 74 起、高危事件 81 起），其中托管资产事件 4 起，涉及资产 270 个；事件遏制 102 起（其中托管资产事件遏制 0 起）；已闭环 97 起，处置中 12 起（闭环率 25% ）。</w:t>
       </w:r>
     </w:p>
     <w:p>
@@ -2056,7 +2048,7 @@
     <w:p>
       <w:pPr/>
       <w:r>
-        <w:t>【 XDR平台数据接入 】总计接入安全设备 204 个，其中深信服设备 98 个（AF 38 个、aES 48 个、SIP 3 个、STA 2 个、其他 7 个），第三方设备 106 个；经深信服 AI 智能数据解析，数据全部接入 XDR 平台，总计接收安全日志 986744 条。</w:t>
+        <w:t>【 XDR平台数据接入 】总计接入安全设备 205 个，其中深信服设备 98 个（AF 38 个、aES 48 个、SIP 3 个、STA 2 个、其他 7 个），第三方设备 107 个；经深信服 AI 智能数据解析，数据全部接入 XDR 平台，总计接收安全日志 0 条。</w:t>
       </w:r>
     </w:p>
     <w:p>
@@ -2068,7 +2060,7 @@
     <w:p>
       <w:pPr/>
       <w:r>
-        <w:t>【 安全GPT研判 】经深信服安全 GPT 研判，生成安全事件 391 起（告警消减率 0.9% ），其中严重事件 75 起、高危事件 81 起。</w:t>
+        <w:t>【 安全GPT研判 】经深信服安全 GPT 研判，生成安全事件 390 起（告警消减率 0.9% ），其中严重事件 74 起、高危事件 81 起。</w:t>
       </w:r>
     </w:p>
     <w:p>
@@ -2525,6 +2517,48 @@
           </w:tcPr>
           <w:p>
             <w:r>
+              <w:t>主机存在PHP popen函数代码注入等内网横向行为</w:t>
+            </w:r>
+          </w:p>
+        </w:tc>
+        <w:tc>
+          <w:tcPr>
+            <w:tcW w:type="dxa" w:w="2409"/>
+          </w:tcPr>
+          <w:p>
+            <w:r>
+              <w:t>192.168.163.195</w:t>
+            </w:r>
+          </w:p>
+        </w:tc>
+        <w:tc>
+          <w:tcPr>
+            <w:tcW w:type="dxa" w:w="2409"/>
+          </w:tcPr>
+          <w:p>
+            <w:r>
+              <w:t>2026-06-12 20:08:27</w:t>
+            </w:r>
+          </w:p>
+        </w:tc>
+        <w:tc>
+          <w:tcPr>
+            <w:tcW w:type="dxa" w:w="2409"/>
+          </w:tcPr>
+          <w:p>
+            <w:r>
+              <w:t>已忽略</w:t>
+            </w:r>
+          </w:p>
+        </w:tc>
+      </w:tr>
+      <w:tr>
+        <w:tc>
+          <w:tcPr>
+            <w:tcW w:type="dxa" w:w="2409"/>
+          </w:tcPr>
+          <w:p>
+            <w:r>
               <w:t>主机存在泛微OA 远程代码执行漏洞攻击</w:t>
             </w:r>
           </w:p>
@@ -2546,48 +2580,6 @@
           <w:p>
             <w:r>
               <w:t>2026-06-14 20:00:21</w:t>
-            </w:r>
-          </w:p>
-        </w:tc>
-        <w:tc>
-          <w:tcPr>
-            <w:tcW w:type="dxa" w:w="2409"/>
-          </w:tcPr>
-          <w:p>
-            <w:r>
-              <w:t>已忽略</w:t>
-            </w:r>
-          </w:p>
-        </w:tc>
-      </w:tr>
-      <w:tr>
-        <w:tc>
-          <w:tcPr>
-            <w:tcW w:type="dxa" w:w="2409"/>
-          </w:tcPr>
-          <w:p>
-            <w:r>
-              <w:t>主机存在PHP popen函数代码注入等内网横向行为</w:t>
-            </w:r>
-          </w:p>
-        </w:tc>
-        <w:tc>
-          <w:tcPr>
-            <w:tcW w:type="dxa" w:w="2409"/>
-          </w:tcPr>
-          <w:p>
-            <w:r>
-              <w:t>192.168.121.246</w:t>
-            </w:r>
-          </w:p>
-        </w:tc>
-        <w:tc>
-          <w:tcPr>
-            <w:tcW w:type="dxa" w:w="2409"/>
-          </w:tcPr>
-          <w:p>
-            <w:r>
-              <w:t>2026-06-12 19:50:57</w:t>
             </w:r>
           </w:p>
         </w:tc>
@@ -2668,7 +2660,7 @@
       <w:r>
         <w:drawing>
           <wp:inline xmlns:a="http://schemas.openxmlformats.org/drawingml/2006/main" xmlns:pic="http://schemas.openxmlformats.org/drawingml/2006/picture">
-            <wp:extent cx="6120000" cy="8840000"/>
+            <wp:extent cx="6120000" cy="524166"/>
             <wp:docPr id="6" name="Picture 6"/>
             <wp:cNvGraphicFramePr>
               <a:graphicFrameLocks noChangeAspect="1"/>
@@ -2689,7 +2681,7 @@
                   <pic:spPr>
                     <a:xfrm>
                       <a:off x="0" y="0"/>
-                      <a:ext cx="6120000" cy="8840000"/>
+                      <a:ext cx="6120000" cy="524166"/>
                     </a:xfrm>
                     <a:prstGeom prst="rect"/>
                   </pic:spPr>
